--- a/docs/FraudGuard_README.docx
+++ b/docs/FraudGuard_README.docx
@@ -7,15 +7,6 @@
         <w:pStyle w:val="Title"/>
       </w:pPr>
       <w:r>
-        <w:t xml:space="preserve">FraudGuard ��� README</w:t>
-      </w:r>
-    </w:p>
-    <w:bookmarkStart w:id="33" w:name="X88acb73037d6cd1e54470f2c267c2dbdb131432"/>
-    <w:p>
-      <w:pPr>
-        <w:pStyle w:val="Heading1"/>
-      </w:pPr>
-      <w:r>
         <w:t xml:space="preserve">FraudGuard — Real-Time Payment Fraud Decision System</w:t>
       </w:r>
     </w:p>
@@ -36,75 +27,282 @@
         <w:pStyle w:val="BodyText"/>
       </w:pPr>
       <w:r>
-        <w:t xml:space="preserve">FraudGuard turns a fraud model into a business decision. Every payment gets a fraud score, the score becomes</w:t>
-      </w:r>
-      <w:r>
-        <w:t xml:space="preserve"> </w:t>
-      </w:r>
-      <w:r>
         <w:rPr>
           <w:bCs/>
           <w:b/>
         </w:rPr>
-        <w:t xml:space="preserve">APPROVE / STEP-UP OTP / BLOCK</w:t>
-      </w:r>
-      <w:r>
-        <w:t xml:space="preserve">, and both cut-offs are set by</w:t>
-      </w:r>
-      <w:r>
-        <w:t xml:space="preserve"> </w:t>
-      </w:r>
-      <w:r>
-        <w:rPr>
-          <w:bCs/>
-          <w:b/>
-        </w:rPr>
-        <w:t xml:space="preserve">expected rupee cost</w:t>
-      </w:r>
-      <w:r>
-        <w:t xml:space="preserve">, not accuracy. A label-free anomaly layer flags unusual behaviour that no labelled fraud has shown yet. The same pipeline runs on two datasets: the ULB credit-card benchmark (primary) and the organiser's UPI 2024 file (negative control).</w:t>
-      </w:r>
-    </w:p>
-    <w:bookmarkStart w:id="20" w:name="results-at-a-glance"/>
-    <w:p>
-      <w:pPr>
-        <w:pStyle w:val="Heading2"/>
-      </w:pPr>
-      <w:r>
-        <w:t xml:space="preserve">Results at a glance</w:t>
-      </w:r>
-    </w:p>
-    <w:p>
-      <w:pPr>
-        <w:pStyle w:val="FirstParagraph"/>
-      </w:pPr>
-      <w:r>
-        <w:t xml:space="preserve">All figures are measured on the held-out test period (the last 20% of the timeline), with every threshold frozen on the validation period first. Every number is in</w:t>
-      </w:r>
-      <w:r>
-        <w:t xml:space="preserve"> </w:t>
-      </w:r>
-      <w:r>
-        <w:rPr>
-          <w:rStyle w:val="VerbatimChar"/>
-        </w:rPr>
-        <w:t xml:space="preserve">outputs/summary_*.json</w:t>
-      </w:r>
-      <w:r>
-        <w:t xml:space="preserve">.</w:t>
+        <w:t xml:space="preserve">Group 8 · Matrix Mechanics</w:t>
       </w:r>
     </w:p>
     <w:tbl>
       <w:tblPr>
         <w:tblStyle w:val="Table"/>
-        <w:tblW w:type="auto" w:w="0"/>
+        <w:tblW w:type="pct" w:w="5000"/>
+        <w:tblLook w:firstRow="1" w:lastRow="0" w:firstColumn="0" w:lastColumn="0" w:noHBand="0" w:noVBand="0" w:val="0020"/>
+        <w:jc w:val="start"/>
+      </w:tblPr>
+      <w:tblGrid>
+        <w:gridCol w:w="1827"/>
+        <w:gridCol w:w="6092"/>
+      </w:tblGrid>
+      <w:tr>
+        <w:trPr>
+          <w:tblHeader w:val="true"/>
+        </w:trPr>
+        <w:tc>
+          <w:tcPr/>
+          <w:p>
+            <w:pPr>
+              <w:pStyle w:val="Compact"/>
+              <w:jc w:val="left"/>
+            </w:pPr>
+            <w:r>
+              <w:t xml:space="preserve">Member</w:t>
+            </w:r>
+          </w:p>
+        </w:tc>
+        <w:tc>
+          <w:tcPr/>
+          <w:p>
+            <w:pPr>
+              <w:pStyle w:val="Compact"/>
+              <w:jc w:val="left"/>
+            </w:pPr>
+            <w:r>
+              <w:t xml:space="preserve">Problem statements owned</w:t>
+            </w:r>
+          </w:p>
+        </w:tc>
+      </w:tr>
+      <w:tr>
+        <w:tc>
+          <w:tcPr/>
+          <w:p>
+            <w:pPr>
+              <w:pStyle w:val="Compact"/>
+              <w:jc w:val="left"/>
+            </w:pPr>
+            <w:r>
+              <w:t xml:space="preserve">N. Varshitha</w:t>
+            </w:r>
+          </w:p>
+        </w:tc>
+        <w:tc>
+          <w:tcPr/>
+          <w:p>
+            <w:pPr>
+              <w:pStyle w:val="Compact"/>
+              <w:jc w:val="left"/>
+            </w:pPr>
+            <w:r>
+              <w:t xml:space="preserve">PS1 Data quality &amp; reliability · PS2 Fraud lens &amp; the accuracy trap</w:t>
+            </w:r>
+          </w:p>
+        </w:tc>
+      </w:tr>
+      <w:tr>
+        <w:tc>
+          <w:tcPr/>
+          <w:p>
+            <w:pPr>
+              <w:pStyle w:val="Compact"/>
+              <w:jc w:val="left"/>
+            </w:pPr>
+            <w:r>
+              <w:t xml:space="preserve">M. Kumara Swamy</w:t>
+            </w:r>
+          </w:p>
+        </w:tc>
+        <w:tc>
+          <w:tcPr/>
+          <w:p>
+            <w:pPr>
+              <w:pStyle w:val="Compact"/>
+              <w:jc w:val="left"/>
+            </w:pPr>
+            <w:r>
+              <w:t xml:space="preserve">PS3 Fraud patterns (EDA) · PS4 Supervised learning</w:t>
+            </w:r>
+          </w:p>
+        </w:tc>
+      </w:tr>
+      <w:tr>
+        <w:tc>
+          <w:tcPr/>
+          <w:p>
+            <w:pPr>
+              <w:pStyle w:val="Compact"/>
+              <w:jc w:val="left"/>
+            </w:pPr>
+            <w:r>
+              <w:t xml:space="preserve">V. Naishadh</w:t>
+            </w:r>
+          </w:p>
+        </w:tc>
+        <w:tc>
+          <w:tcPr/>
+          <w:p>
+            <w:pPr>
+              <w:pStyle w:val="Compact"/>
+              <w:jc w:val="left"/>
+            </w:pPr>
+            <w:r>
+              <w:t xml:space="preserve">PS5 Anomaly detection · PS6 Cost-based threshold</w:t>
+            </w:r>
+          </w:p>
+        </w:tc>
+      </w:tr>
+      <w:tr>
+        <w:tc>
+          <w:tcPr/>
+          <w:p>
+            <w:pPr>
+              <w:pStyle w:val="Compact"/>
+              <w:jc w:val="left"/>
+            </w:pPr>
+            <w:r>
+              <w:t xml:space="preserve">M. Suman Srinivas</w:t>
+            </w:r>
+          </w:p>
+        </w:tc>
+        <w:tc>
+          <w:tcPr/>
+          <w:p>
+            <w:pPr>
+              <w:pStyle w:val="Compact"/>
+              <w:jc w:val="left"/>
+            </w:pPr>
+            <w:r>
+              <w:t xml:space="preserve">PS7 Risk-score decision rule · PS8 Model selection, explanation &amp; three actions</w:t>
+            </w:r>
+          </w:p>
+        </w:tc>
+      </w:tr>
+    </w:tbl>
+    <w:p>
+      <w:pPr>
+        <w:pStyle w:val="BodyText"/>
+      </w:pPr>
+      <w:r>
+        <w:rPr>
+          <w:bCs/>
+          <w:b/>
+        </w:rPr>
+        <w:t xml:space="preserve">Live app:</w:t>
+      </w:r>
+      <w:r>
+        <w:t xml:space="preserve"> </w:t>
+      </w:r>
+      <w:hyperlink r:id="rId20">
+        <w:r>
+          <w:rPr>
+            <w:rStyle w:val="Hyperlink"/>
+          </w:rPr>
+          <w:t xml:space="preserve">https://calibofraudguard.netlify.app/</w:t>
+        </w:r>
+      </w:hyperlink>
+      <w:r>
+        <w:t xml:space="preserve"> </w:t>
+      </w:r>
+      <w:r>
+        <w:t xml:space="preserve">·</w:t>
+      </w:r>
+      <w:r>
+        <w:t xml:space="preserve"> </w:t>
+      </w:r>
+      <w:r>
+        <w:rPr>
+          <w:bCs/>
+          <w:b/>
+        </w:rPr>
+        <w:t xml:space="preserve">Code:</w:t>
+      </w:r>
+      <w:r>
+        <w:t xml:space="preserve"> </w:t>
+      </w:r>
+      <w:hyperlink r:id="rId21">
+        <w:r>
+          <w:rPr>
+            <w:rStyle w:val="Hyperlink"/>
+          </w:rPr>
+          <w:t xml:space="preserve">https://github.com/naishadhvytla/hackathon01calibo</w:t>
+        </w:r>
+      </w:hyperlink>
+    </w:p>
+    <w:p>
+      <w:pPr>
+        <w:pStyle w:val="BodyText"/>
+      </w:pPr>
+      <w:r>
+        <w:t xml:space="preserve">FraudGuard turns a fraud model into a business decision. Every payment gets a fraud score, the score becomes</w:t>
+      </w:r>
+      <w:r>
+        <w:t xml:space="preserve"> </w:t>
+      </w:r>
+      <w:r>
+        <w:rPr>
+          <w:bCs/>
+          <w:b/>
+        </w:rPr>
+        <w:t xml:space="preserve">APPROVE / STEP-UP OTP / BLOCK</w:t>
+      </w:r>
+      <w:r>
+        <w:t xml:space="preserve">, and both cut-offs are set by</w:t>
+      </w:r>
+      <w:r>
+        <w:t xml:space="preserve"> </w:t>
+      </w:r>
+      <w:r>
+        <w:rPr>
+          <w:bCs/>
+          <w:b/>
+        </w:rPr>
+        <w:t xml:space="preserve">expected rupee cost</w:t>
+      </w:r>
+      <w:r>
+        <w:t xml:space="preserve">, not accuracy. A label-free anomaly layer flags unusual behaviour that no labelled fraud has shown yet. The same pipeline runs on two datasets: the ULB credit-card benchmark (primary) and the organiser’s UPI 2024 file (negative control).</w:t>
+      </w:r>
+    </w:p>
+    <w:bookmarkStart w:id="22" w:name="results-at-a-glance"/>
+    <w:p>
+      <w:pPr>
+        <w:pStyle w:val="Heading2"/>
+      </w:pPr>
+      <w:r>
+        <w:t xml:space="preserve">Results at a glance</w:t>
+      </w:r>
+    </w:p>
+    <w:p>
+      <w:pPr>
+        <w:pStyle w:val="FirstParagraph"/>
+      </w:pPr>
+      <w:r>
+        <w:t xml:space="preserve">All figures are measured on the held-out test period (the last 20% of the timeline), with every threshold frozen on the validation period first. Every number is in</w:t>
+      </w:r>
+      <w:r>
+        <w:t xml:space="preserve"> </w:t>
+      </w:r>
+      <w:r>
+        <w:rPr>
+          <w:rStyle w:val="VerbatimChar"/>
+        </w:rPr>
+        <w:t xml:space="preserve">outputs/summary_*.json</w:t>
+      </w:r>
+      <w:r>
+        <w:t xml:space="preserve">.</w:t>
+      </w:r>
+    </w:p>
+    <w:tbl>
+      <w:tblPr>
+        <w:tblStyle w:val="Table"/>
+        <w:tblW w:type="pct" w:w="5000"/>
         <w:tblLook w:firstRow="1" w:lastRow="0" w:firstColumn="0" w:lastColumn="0" w:noHBand="0" w:noVBand="0" w:val="0020"/>
         <w:jc w:val="start"/>
       </w:tblPr>
       <w:tblGrid>
         <w:gridCol w:w="2640"/>
-        <w:gridCol w:w="2640"/>
-        <w:gridCol w:w="2640"/>
+        <w:gridCol w:w="2750"/>
+        <w:gridCol w:w="2530"/>
       </w:tblGrid>
       <w:tr>
         <w:trPr>
@@ -435,7 +633,7 @@
         <w:pStyle w:val="BodyText"/>
       </w:pPr>
       <w:r>
-        <w:t xml:space="preserve">The rupee costs are stated assumptions (missed fraud ₹5,000, false block ₹300, OTP ₹15, OTP stops 70% of fraud), so rupee figures are scenario estimates. The organisers published no official values. The notebook config cell and the web app's Policy page recompute everything for any values.</w:t>
+        <w:t xml:space="preserve">The rupee costs are stated assumptions (missed fraud ₹5,000, false block ₹300, OTP ₹15, OTP stops 70% of fraud), so rupee figures are scenario estimates. The organisers published no official values. The notebook config cell and the web app’s Policy page recompute everything for any values.</w:t>
       </w:r>
     </w:p>
     <w:p>
@@ -445,8 +643,8 @@
         </w:pict>
       </w:r>
     </w:p>
-    <w:bookmarkEnd w:id="20"/>
-    <w:bookmarkStart w:id="24" w:name="Xc4556994c554cc6803ff714afedebb7f28afa59"/>
+    <w:bookmarkEnd w:id="22"/>
+    <w:bookmarkStart w:id="26" w:name="quick-start"/>
     <w:p>
       <w:pPr>
         <w:pStyle w:val="Heading2"/>
@@ -455,7 +653,7 @@
         <w:t xml:space="preserve">1 · Quick start</w:t>
       </w:r>
     </w:p>
-    <w:bookmarkStart w:id="21" w:name="option-a--google-colab-recommended"/>
+    <w:bookmarkStart w:id="23" w:name="option-a-google-colab-recommended"/>
     <w:p>
       <w:pPr>
         <w:pStyle w:val="Heading3"/>
@@ -470,13 +668,9 @@
           <w:ilvl w:val="0"/>
           <w:numId w:val="1001"/>
         </w:numPr>
-        <w:pStyle w:val="Compact"/>
-      </w:pPr>
-      <w:r>
-        <w:t xml:space="preserve">Upload this repository folder to Google Drive, e.g.</w:t>
-      </w:r>
-      <w:r>
-        <w:t xml:space="preserve"> </w:t>
+      </w:pPr>
+      <w:r>
+        <w:t xml:space="preserve">Upload this repository folder to Google Drive, e.g. </w:t>
       </w:r>
       <w:r>
         <w:rPr>
@@ -494,7 +688,6 @@
           <w:ilvl w:val="0"/>
           <w:numId w:val="1001"/>
         </w:numPr>
-        <w:pStyle w:val="Compact"/>
       </w:pPr>
       <w:r>
         <w:t xml:space="preserve">Put</w:t>
@@ -560,7 +753,6 @@
           <w:ilvl w:val="0"/>
           <w:numId w:val="1001"/>
         </w:numPr>
-        <w:pStyle w:val="Compact"/>
       </w:pPr>
       <w:r>
         <w:t xml:space="preserve">Open</w:t>
@@ -758,7 +950,6 @@
           <w:ilvl w:val="0"/>
           <w:numId w:val="1001"/>
         </w:numPr>
-        <w:pStyle w:val="Compact"/>
       </w:pPr>
       <w:r>
         <w:rPr>
@@ -809,8 +1000,8 @@
         <w:t xml:space="preserve">; delete that folder to recompute everything. A from-scratch rerun reproduces every reported number exactly (seed 42).</w:t>
       </w:r>
     </w:p>
-    <w:bookmarkEnd w:id="21"/>
-    <w:bookmarkStart w:id="22" w:name="option-b--local"/>
+    <w:bookmarkEnd w:id="23"/>
+    <w:bookmarkStart w:id="24" w:name="option-b-local"/>
     <w:p>
       <w:pPr>
         <w:pStyle w:val="Heading3"/>
@@ -1058,8 +1249,8 @@
         <w:t xml:space="preserve"> 02_upi_executed.ipynb</w:t>
       </w:r>
     </w:p>
-    <w:bookmarkEnd w:id="22"/>
-    <w:bookmarkStart w:id="23" w:name="the-web-app-netlify--supabase"/>
+    <w:bookmarkEnd w:id="24"/>
+    <w:bookmarkStart w:id="25" w:name="the-web-app-netlify-supabase"/>
     <w:p>
       <w:pPr>
         <w:pStyle w:val="Heading3"/>
@@ -1071,6 +1262,62 @@
     <w:p>
       <w:pPr>
         <w:pStyle w:val="FirstParagraph"/>
+      </w:pPr>
+      <w:r>
+        <w:t xml:space="preserve">Live at</w:t>
+      </w:r>
+      <w:r>
+        <w:t xml:space="preserve"> </w:t>
+      </w:r>
+      <w:hyperlink r:id="rId20">
+        <w:r>
+          <w:rPr>
+            <w:rStyle w:val="Hyperlink"/>
+            <w:bCs/>
+            <w:b/>
+          </w:rPr>
+          <w:t xml:space="preserve">https://calibofraudguard.netlify.app/</w:t>
+        </w:r>
+      </w:hyperlink>
+      <w:r>
+        <w:t xml:space="preserve">. Create an account (email + password), confirm the email, sign in, then switch between</w:t>
+      </w:r>
+      <w:r>
+        <w:t xml:space="preserve"> </w:t>
+      </w:r>
+      <w:r>
+        <w:rPr>
+          <w:bCs/>
+          <w:b/>
+        </w:rPr>
+        <w:t xml:space="preserve">Credit Card</w:t>
+      </w:r>
+      <w:r>
+        <w:t xml:space="preserve"> </w:t>
+      </w:r>
+      <w:r>
+        <w:t xml:space="preserve">and</w:t>
+      </w:r>
+      <w:r>
+        <w:t xml:space="preserve"> </w:t>
+      </w:r>
+      <w:r>
+        <w:rPr>
+          <w:bCs/>
+          <w:b/>
+        </w:rPr>
+        <w:t xml:space="preserve">UPI</w:t>
+      </w:r>
+      <w:r>
+        <w:t xml:space="preserve"> </w:t>
+      </w:r>
+      <w:r>
+        <w:t xml:space="preserve">mode at the top.</w:t>
+      </w:r>
+    </w:p>
+    <w:p>
+      <w:pPr>
+        <w:pStyle w:val="BodyText"/>
       </w:pPr>
       <w:r>
         <w:t xml:space="preserve">The app in</w:t>
@@ -1181,7 +1428,7 @@
         <w:t xml:space="preserve"> </w:t>
       </w:r>
       <w:r>
-        <w:t xml:space="preserve">(optional, enables sign-in and saving):</w:t>
+        <w:t xml:space="preserve">(optional; adds the sign-in / sign-up page in front of the app, plus saving):</w:t>
       </w:r>
     </w:p>
     <w:p>
@@ -1264,7 +1511,7 @@
         <w:t xml:space="preserve"> </w:t>
       </w:r>
       <w:r>
-        <w:t xml:space="preserve">enable Email, and Google if you want it.</w:t>
+        <w:t xml:space="preserve">keep Email enabled (the app uses email + password only).</w:t>
       </w:r>
     </w:p>
     <w:p>
@@ -1314,7 +1561,35 @@
         <w:t xml:space="preserve"> </w:t>
       </w:r>
       <w:r>
-        <w:t xml:space="preserve">and the</w:t>
+        <w:t xml:space="preserve">(the</w:t>
+      </w:r>
+      <w:r>
+        <w:t xml:space="preserve"> </w:t>
+      </w:r>
+      <w:r>
+        <w:rPr>
+          <w:bCs/>
+          <w:b/>
+        </w:rPr>
+        <w:t xml:space="preserve">Connect</w:t>
+      </w:r>
+      <w:r>
+        <w:t xml:space="preserve"> </w:t>
+      </w:r>
+      <w:r>
+        <w:t xml:space="preserve">button, or</w:t>
+      </w:r>
+      <w:r>
+        <w:t xml:space="preserve"> </w:t>
+      </w:r>
+      <w:r>
+        <w:rPr>
+          <w:rStyle w:val="VerbatimChar"/>
+        </w:rPr>
+        <w:t xml:space="preserve">https://&lt;project-id&gt;.supabase.co</w:t>
+      </w:r>
+      <w:r>
+        <w:t xml:space="preserve">) and the</w:t>
       </w:r>
       <w:r>
         <w:t xml:space="preserve"> </w:t>
@@ -1330,7 +1605,17 @@
         <w:t xml:space="preserve"> </w:t>
       </w:r>
       <w:r>
-        <w:t xml:space="preserve">into</w:t>
+        <w:t xml:space="preserve">(</w:t>
+      </w:r>
+      <w:r>
+        <w:rPr>
+          <w:iCs/>
+          <w:i/>
+        </w:rPr>
+        <w:t xml:space="preserve">Project Settings → API Keys → Legacy API keys</w:t>
+      </w:r>
+      <w:r>
+        <w:t xml:space="preserve">) into</w:t>
       </w:r>
       <w:r>
         <w:t xml:space="preserve"> </w:t>
@@ -1342,7 +1627,7 @@
         <w:t xml:space="preserve">web/config.js</w:t>
       </w:r>
       <w:r>
-        <w:t xml:space="preserve">, then commit. The anon key is designed to be public; row-level security keeps each user's rows private.</w:t>
+        <w:t xml:space="preserve">, then commit. The anon key is designed to be public; row-level security keeps each user’s rows private.</w:t>
       </w:r>
     </w:p>
     <w:p>
@@ -1354,7 +1639,7 @@
         <w:pStyle w:val="Compact"/>
       </w:pPr>
       <w:r>
-        <w:t xml:space="preserve">Without keys, the app runs in guest mode. Everything works except saving.</w:t>
+        <w:t xml:space="preserve">With keys, visitors see the sign-in / create-account page first and reach the app after signing in. Without keys, the app opens straight away in guest mode and everything works except saving.</w:t>
       </w:r>
     </w:p>
     <w:p>
@@ -1384,9 +1669,9 @@
         </w:pict>
       </w:r>
     </w:p>
-    <w:bookmarkEnd w:id="23"/>
-    <w:bookmarkEnd w:id="24"/>
-    <w:bookmarkStart w:id="25" w:name="Xeffacaf8960ef7f6ed38c07cf91c9a406c12c83"/>
+    <w:bookmarkEnd w:id="25"/>
+    <w:bookmarkEnd w:id="26"/>
+    <w:bookmarkStart w:id="27" w:name="repository-layout"/>
     <w:p>
       <w:pPr>
         <w:pStyle w:val="Heading2"/>
@@ -1457,7 +1742,7 @@
         <w:rPr>
           <w:rStyle w:val="VerbatimChar"/>
         </w:rPr>
-        <w:t xml:space="preserve">├── src/fraudguard_lib.py              ← loaders + audit, split, cost model, band optimiser, model zoo, anomaly detectors</w:t>
+        <w:t xml:space="preserve">├── src/fraudguard_lib.py              ← loaders, audit, split, cost model, band search, models</w:t>
       </w:r>
       <w:r>
         <w:br/>
@@ -1466,7 +1751,7 @@
         <w:rPr>
           <w:rStyle w:val="VerbatimChar"/>
         </w:rPr>
-        <w:t xml:space="preserve">├── web/                               ← FraudGuard web app (Netlify): index.html, assets/, models/, config.js</w:t>
+        <w:t xml:space="preserve">├── web/                               ← web app for Netlify (HTML, JS, models, config.js)</w:t>
       </w:r>
       <w:r>
         <w:br/>
@@ -1574,7 +1859,7 @@
         <w:rPr>
           <w:rStyle w:val="VerbatimChar"/>
         </w:rPr>
-        <w:t xml:space="preserve">│   ├── tables/{creditcard,upi}/       ← model comparison, PR-AUC CIs, anomaly table, risk bands, data audit (CSV)</w:t>
+        <w:t xml:space="preserve">│   ├── tables/{creditcard,upi}/       ← comparison, CIs, anomaly, risk bands, audit (CSV)</w:t>
       </w:r>
       <w:r>
         <w:br/>
@@ -1613,8 +1898,8 @@
         <w:t xml:space="preserve">├── netlify.toml · requirements.txt</w:t>
       </w:r>
     </w:p>
-    <w:bookmarkEnd w:id="25"/>
-    <w:bookmarkStart w:id="26" w:name="X0e1c7a19b2ad305a39411cad9b8b04f8494a02a"/>
+    <w:bookmarkEnd w:id="27"/>
+    <w:bookmarkStart w:id="28" w:name="Xdb3dd2beab2c1c97ae59aa1bb471fa4695d1540"/>
     <w:p>
       <w:pPr>
         <w:pStyle w:val="Heading2"/>
@@ -1626,14 +1911,15 @@
     <w:tbl>
       <w:tblPr>
         <w:tblStyle w:val="Table"/>
-        <w:tblW w:type="auto" w:w="0"/>
+        <w:tblW w:type="pct" w:w="5000"/>
         <w:tblLook w:firstRow="1" w:lastRow="0" w:firstColumn="0" w:lastColumn="0" w:noHBand="0" w:noVBand="0" w:val="0020"/>
         <w:jc w:val="start"/>
       </w:tblPr>
       <w:tblGrid>
-        <w:gridCol w:w="2640"/>
-        <w:gridCol w:w="2640"/>
-        <w:gridCol w:w="2640"/>
+        <w:gridCol w:w="1161"/>
+        <w:gridCol w:w="1584"/>
+        <w:gridCol w:w="3801"/>
+        <w:gridCol w:w="1372"/>
       </w:tblGrid>
       <w:tr>
         <w:trPr>
@@ -1659,6 +1945,18 @@
               <w:jc w:val="left"/>
             </w:pPr>
             <w:r>
+              <w:t xml:space="preserve">Owner</w:t>
+            </w:r>
+          </w:p>
+        </w:tc>
+        <w:tc>
+          <w:tcPr/>
+          <w:p>
+            <w:pPr>
+              <w:pStyle w:val="Compact"/>
+              <w:jc w:val="left"/>
+            </w:pPr>
+            <w:r>
               <w:t xml:space="preserve">What we did</w:t>
             </w:r>
           </w:p>
@@ -1686,6 +1984,18 @@
             </w:pPr>
             <w:r>
               <w:t xml:space="preserve">1 Data quality</w:t>
+            </w:r>
+          </w:p>
+        </w:tc>
+        <w:tc>
+          <w:tcPr/>
+          <w:p>
+            <w:pPr>
+              <w:pStyle w:val="Compact"/>
+              <w:jc w:val="left"/>
+            </w:pPr>
+            <w:r>
+              <w:t xml:space="preserve">N. Varshitha</w:t>
             </w:r>
           </w:p>
         </w:tc>
@@ -1747,6 +2057,18 @@
               <w:jc w:val="left"/>
             </w:pPr>
             <w:r>
+              <w:t xml:space="preserve">N. Varshitha</w:t>
+            </w:r>
+          </w:p>
+        </w:tc>
+        <w:tc>
+          <w:tcPr/>
+          <w:p>
+            <w:pPr>
+              <w:pStyle w:val="Compact"/>
+              <w:jc w:val="left"/>
+            </w:pPr>
+            <w:r>
               <w:t xml:space="preserve">Target, fraud rate, class counts; a do-nothing model next to the real model on accuracy, recall, precision and ₹</w:t>
             </w:r>
           </w:p>
@@ -1794,6 +2116,18 @@
               <w:jc w:val="left"/>
             </w:pPr>
             <w:r>
+              <w:t xml:space="preserve">M. Kumara Swamy</w:t>
+            </w:r>
+          </w:p>
+        </w:tc>
+        <w:tc>
+          <w:tcPr/>
+          <w:p>
+            <w:pPr>
+              <w:pStyle w:val="Compact"/>
+              <w:jc w:val="left"/>
+            </w:pPr>
+            <w:r>
               <w:t xml:space="preserve">Fraud rate by amount band, hour, bursts, zero-amount authorisations and a behaviour signature (credit card); by type, merchant, amount, hour, device and age (UPI). All with Wilson 95% CIs and χ² tests</w:t>
             </w:r>
           </w:p>
@@ -1832,6 +2166,18 @@
               <w:jc w:val="left"/>
             </w:pPr>
             <w:r>
+              <w:t xml:space="preserve">M. Kumara Swamy</w:t>
+            </w:r>
+          </w:p>
+        </w:tc>
+        <w:tc>
+          <w:tcPr/>
+          <w:p>
+            <w:pPr>
+              <w:pStyle w:val="Compact"/>
+              <w:jc w:val="left"/>
+            </w:pPr>
+            <w:r>
               <w:t xml:space="preserve">2 rule baselines. LR / RF / XGBoost / LightGBM × {none, class weights, SMOTE inside the pipeline}. CatBoost, Balanced RF, EasyEnsemble, Optuna-tuned LightGBM, focal-loss MLP, FT-Transformer, hybrid, soft-vote ensemble. Time-aware split</w:t>
             </w:r>
           </w:p>
@@ -1870,6 +2216,18 @@
               <w:jc w:val="left"/>
             </w:pPr>
             <w:r>
+              <w:t xml:space="preserve">V. Naishadh</w:t>
+            </w:r>
+          </w:p>
+        </w:tc>
+        <w:tc>
+          <w:tcPr/>
+          <w:p>
+            <w:pPr>
+              <w:pStyle w:val="Compact"/>
+              <w:jc w:val="left"/>
+            </w:pPr>
+            <w:r>
               <w:t xml:space="preserve">Isolation Forest, ECOD, COPOD, LOF, autoencoder and DBSCAN, fitted without labels; evaluated afterwards (fraud in top 0.5 / 1 / 5%) and compared with supervised</w:t>
             </w:r>
           </w:p>
@@ -1908,6 +2266,18 @@
               <w:jc w:val="left"/>
             </w:pPr>
             <w:r>
+              <w:t xml:space="preserve">V. Naishadh</w:t>
+            </w:r>
+          </w:p>
+        </w:tc>
+        <w:tc>
+          <w:tcPr/>
+          <w:p>
+            <w:pPr>
+              <w:pStyle w:val="Compact"/>
+              <w:jc w:val="left"/>
+            </w:pPr>
+            <w:r>
               <w:t xml:space="preserve">PR curves, exact cost curve, threshold vs default 0.5, ₹X × ₹Y grid, ₹Z × OTP-stop grid, bootstrap CIs</w:t>
             </w:r>
           </w:p>
@@ -1946,6 +2316,18 @@
               <w:jc w:val="left"/>
             </w:pPr>
             <w:r>
+              <w:t xml:space="preserve">M. Suman Srinivas</w:t>
+            </w:r>
+          </w:p>
+        </w:tc>
+        <w:tc>
+          <w:tcPr/>
+          <w:p>
+            <w:pPr>
+              <w:pStyle w:val="Compact"/>
+              <w:jc w:val="left"/>
+            </w:pPr>
+            <w:r>
               <w:t xml:space="preserve">Exact two-threshold search on validation; per-band counts, fraud caught, genuine customers challenged or blocked, ₹, cost bridge</w:t>
             </w:r>
           </w:p>
@@ -1984,6 +2366,18 @@
               <w:jc w:val="left"/>
             </w:pPr>
             <w:r>
+              <w:t xml:space="preserve">M. Suman Srinivas</w:t>
+            </w:r>
+          </w:p>
+        </w:tc>
+        <w:tc>
+          <w:tcPr/>
+          <w:p>
+            <w:pPr>
+              <w:pStyle w:val="Compact"/>
+              <w:jc w:val="left"/>
+            </w:pPr>
+            <w:r>
               <w:t xml:space="preserve">TreeSHAP (additivity-checked), three findings → three prioritised actions, limitations</w:t>
             </w:r>
           </w:p>
@@ -2002,27 +2396,27 @@
         </w:tc>
       </w:tr>
     </w:tbl>
-    <w:bookmarkEnd w:id="26"/>
-    <w:bookmarkStart w:id="27" w:name="X85eae1c36e07858bb3cba8a7f2e069a9d74b58b"/>
+    <w:bookmarkEnd w:id="28"/>
+    <w:bookmarkStart w:id="29" w:name="X49adbc24338068f9957749a3f42f00e895d7efa"/>
     <w:p>
       <w:pPr>
         <w:pStyle w:val="Heading2"/>
       </w:pPr>
       <w:r>
-        <w:t xml:space="preserve">4 · Assumptions (editable in the notebook setup cell and the app's Policy page)</w:t>
+        <w:t xml:space="preserve">4 · Assumptions (editable in the notebook setup cell and the app’s Policy page)</w:t>
       </w:r>
     </w:p>
     <w:tbl>
       <w:tblPr>
         <w:tblStyle w:val="Table"/>
-        <w:tblW w:type="auto" w:w="0"/>
+        <w:tblW w:type="pct" w:w="5000"/>
         <w:tblLook w:firstRow="1" w:lastRow="0" w:firstColumn="0" w:lastColumn="0" w:noHBand="0" w:noVBand="0" w:val="0020"/>
         <w:jc w:val="start"/>
       </w:tblPr>
       <w:tblGrid>
-        <w:gridCol w:w="2640"/>
-        <w:gridCol w:w="2640"/>
-        <w:gridCol w:w="2640"/>
+        <w:gridCol w:w="2171"/>
+        <w:gridCol w:w="1660"/>
+        <w:gridCol w:w="4087"/>
       </w:tblGrid>
       <w:tr>
         <w:trPr>
@@ -2309,8 +2703,8 @@
         </w:tc>
       </w:tr>
     </w:tbl>
-    <w:bookmarkEnd w:id="27"/>
-    <w:bookmarkStart w:id="28" w:name="X4b59e32faf4204726dde83a6912e23c941dcc93"/>
+    <w:bookmarkEnd w:id="29"/>
+    <w:bookmarkStart w:id="30" w:name="Xe024e8136f4ef44a484b5db6bea3925ab737f66"/>
     <w:p>
       <w:pPr>
         <w:pStyle w:val="Heading2"/>
@@ -2566,8 +2960,8 @@
         <w:t xml:space="preserve">everywhere.</w:t>
       </w:r>
     </w:p>
-    <w:bookmarkEnd w:id="28"/>
-    <w:bookmarkStart w:id="29" w:name="X68f7a40284f458d61215761df8acb68c95d81a7"/>
+    <w:bookmarkEnd w:id="30"/>
+    <w:bookmarkStart w:id="31" w:name="notes-for-qa"/>
     <w:p>
       <w:pPr>
         <w:pStyle w:val="Heading2"/>
@@ -2625,7 +3019,25 @@
         <w:pStyle w:val="Compact"/>
       </w:pPr>
       <w:r>
-        <w:t xml:space="preserve">The validation "winner" (p = 0.016) falls to p = 0.78 on test, which is what picking the best of 22 models on noise produces.</w:t>
+        <w:t xml:space="preserve">The validation</w:t>
+      </w:r>
+      <w:r>
+        <w:t xml:space="preserve"> </w:t>
+      </w:r>
+      <w:r>
+        <w:t xml:space="preserve">“</w:t>
+      </w:r>
+      <w:r>
+        <w:t xml:space="preserve">winner</w:t>
+      </w:r>
+      <w:r>
+        <w:t xml:space="preserve">”</w:t>
+      </w:r>
+      <w:r>
+        <w:t xml:space="preserve"> </w:t>
+      </w:r>
+      <w:r>
+        <w:t xml:space="preserve">(p = 0.016) falls to p = 0.78 on test, which is what picking the best of 22 models on noise produces.</w:t>
       </w:r>
     </w:p>
     <w:p>
@@ -2691,7 +3103,7 @@
         <w:t xml:space="preserve"> </w:t>
       </w:r>
       <w:r>
-        <w:t xml:space="preserve">the FT-Transformer and the focal-loss MLP trail the GBDTs on validation, consistent with Grinsztajn et al. (2022).</w:t>
+        <w:t xml:space="preserve">the FT-Transformer and the focal-loss MLP trail the GBDTs on validation, consistent with Grinsztajn et al. (2022).</w:t>
       </w:r>
     </w:p>
     <w:p>
@@ -2713,11 +3125,11 @@
         <w:t xml:space="preserve"> </w:t>
       </w:r>
       <w:r>
-        <w:t xml:space="preserve">the browser computes exact path-dependent TreeSHAP. It matches brute-force Shapley enumeration to 2×10⁻¹⁶ and is additive to the model output. CatBoost's built-in SHAP (used for the notebook figures) splits credit differently when a tree reuses a feature; both are exact under their own definitions.</w:t>
-      </w:r>
-    </w:p>
-    <w:bookmarkEnd w:id="29"/>
-    <w:bookmarkStart w:id="30" w:name="X22863815019f9121170b8721e4f21d86bbebfbd"/>
+        <w:t xml:space="preserve">the browser computes exact path-dependent TreeSHAP. It matches brute-force Shapley enumeration to 2×10⁻¹⁶ and is additive to the model output. CatBoost’s built-in SHAP (used for the notebook figures) splits credit differently when a tree reuses a feature; both are exact under their own definitions.</w:t>
+      </w:r>
+    </w:p>
+    <w:bookmarkEnd w:id="31"/>
+    <w:bookmarkStart w:id="32" w:name="rebuilding-.ipynb-from-the-.py-source"/>
     <w:p>
       <w:pPr>
         <w:pStyle w:val="Heading2"/>
@@ -2809,8 +3221,8 @@
         <w:t xml:space="preserve"> ipynb notebooks/fraudguard_pipeline.py</w:t>
       </w:r>
     </w:p>
-    <w:bookmarkEnd w:id="30"/>
-    <w:bookmarkStart w:id="31" w:name="X76278946c350e2aee4f8372b36ba7c77aa30338"/>
+    <w:bookmarkEnd w:id="32"/>
+    <w:bookmarkStart w:id="33" w:name="X1a9d72e9abf09f48e7d13f176056c0a018dd20c"/>
     <w:p>
       <w:pPr>
         <w:pStyle w:val="Heading2"/>
@@ -2822,13 +3234,13 @@
     <w:tbl>
       <w:tblPr>
         <w:tblStyle w:val="Table"/>
-        <w:tblW w:type="auto" w:w="0"/>
+        <w:tblW w:type="pct" w:w="5000"/>
         <w:tblLook w:firstRow="1" w:lastRow="0" w:firstColumn="0" w:lastColumn="0" w:noHBand="0" w:noVBand="0" w:val="0020"/>
         <w:jc w:val="start"/>
       </w:tblPr>
       <w:tblGrid>
-        <w:gridCol w:w="3960"/>
-        <w:gridCol w:w="3960"/>
+        <w:gridCol w:w="3751"/>
+        <w:gridCol w:w="4168"/>
       </w:tblGrid>
       <w:tr>
         <w:trPr>
@@ -2936,7 +3348,7 @@
               <w:t xml:space="preserve"> </w:t>
             </w:r>
             <w:r>
-              <w:t xml:space="preserve">· deck slide 3 · Business Report §4</w:t>
+              <w:t xml:space="preserve">· deck slide 4 · Business Report §4</w:t>
             </w:r>
           </w:p>
         </w:tc>
@@ -3128,7 +3540,7 @@
               <w:jc w:val="left"/>
             </w:pPr>
             <w:r>
-              <w:t xml:space="preserve">Business Report §9–§11 · deck slides 23, 25</w:t>
+              <w:t xml:space="preserve">Business Report §9–§11 · deck slides 24, 26</w:t>
             </w:r>
           </w:p>
         </w:tc>
@@ -3291,7 +3703,7 @@
               <w:jc w:val="left"/>
             </w:pPr>
             <w:r>
-              <w:t xml:space="preserve">Presentation 5–10 min incl. accuracy-trap slide</w:t>
+              <w:t xml:space="preserve">Presentation 5–10 min incl. accuracy-trap slide</w:t>
             </w:r>
           </w:p>
         </w:tc>
@@ -3312,7 +3724,7 @@
               <w:t xml:space="preserve"> </w:t>
             </w:r>
             <w:r>
-              <w:t xml:space="preserve">(26 slides incl. 5 section dividers, speaker notes, transitions and animations)</w:t>
+              <w:t xml:space="preserve">(27 slides incl. a team slide and 5 section dividers; about 10 minutes at ~2 minutes per member plus the demo; presenter named on every slide; speaker notes, transitions and animations)</w:t>
             </w:r>
           </w:p>
         </w:tc>
@@ -3373,7 +3785,24 @@
               <w:jc w:val="left"/>
             </w:pPr>
             <w:r>
-              <w:t xml:space="preserve">Web app (</w:t>
+              <w:t xml:space="preserve">Live web app</w:t>
+            </w:r>
+            <w:r>
+              <w:t xml:space="preserve"> </w:t>
+            </w:r>
+            <w:hyperlink r:id="rId20">
+              <w:r>
+                <w:rPr>
+                  <w:rStyle w:val="Hyperlink"/>
+                </w:rPr>
+                <w:t xml:space="preserve">https://calibofraudguard.netlify.app/</w:t>
+              </w:r>
+            </w:hyperlink>
+            <w:r>
+              <w:t xml:space="preserve"> </w:t>
+            </w:r>
+            <w:r>
+              <w:t xml:space="preserve">(</w:t>
             </w:r>
             <w:r>
               <w:rPr>
@@ -3423,8 +3852,8 @@
         </w:tc>
       </w:tr>
     </w:tbl>
-    <w:bookmarkEnd w:id="31"/>
-    <w:bookmarkStart w:id="32" w:name="X78631e104472bd8c1813c04f9f832f88d4a38fe"/>
+    <w:bookmarkEnd w:id="33"/>
+    <w:bookmarkStart w:id="34" w:name="credits"/>
     <w:p>
       <w:pPr>
         <w:pStyle w:val="Heading2"/>
@@ -3442,19 +3871,31 @@
           <w:bCs/>
           <w:b/>
         </w:rPr>
+        <w:t xml:space="preserve">Team:</w:t>
+      </w:r>
+      <w:r>
+        <w:t xml:space="preserve"> </w:t>
+      </w:r>
+      <w:r>
+        <w:t xml:space="preserve">Group 8 · Matrix Mechanics — N. Varshitha, M. Kumara Swamy, V. Naishadh, M. Suman Srinivas.</w:t>
+      </w:r>
+    </w:p>
+    <w:p>
+      <w:pPr>
+        <w:pStyle w:val="BodyText"/>
+      </w:pPr>
+      <w:r>
+        <w:rPr>
+          <w:bCs/>
+          <w:b/>
+        </w:rPr>
         <w:t xml:space="preserve">Datasets:</w:t>
       </w:r>
-    </w:p>
-    <w:p>
-      <w:pPr>
-        <w:numPr>
-          <w:ilvl w:val="0"/>
-          <w:numId w:val="1008"/>
-        </w:numPr>
-        <w:pStyle w:val="Compact"/>
-      </w:pPr>
-      <w:r>
-        <w:t xml:space="preserve">ULB Machine Learning Group and Worldline,</w:t>
+      <w:r>
+        <w:t xml:space="preserve"> </w:t>
+      </w:r>
+      <w:r>
+        <w:t xml:space="preserve">- ULB Machine Learning Group and Worldline,</w:t>
       </w:r>
       <w:r>
         <w:t xml:space="preserve"> </w:t>
@@ -3472,15 +3913,15 @@
       <w:r>
         <w:t xml:space="preserve">(Kaggle; Dal Pozzolo et al., 2015).</w:t>
       </w:r>
-    </w:p>
-    <w:p>
-      <w:pPr>
-        <w:numPr>
-          <w:ilvl w:val="0"/>
-          <w:numId w:val="1008"/>
-        </w:numPr>
-        <w:pStyle w:val="Compact"/>
-      </w:pPr>
+      <w:r>
+        <w:t xml:space="preserve"> </w:t>
+      </w:r>
+      <w:r>
+        <w:t xml:space="preserve">-</w:t>
+      </w:r>
+      <w:r>
+        <w:t xml:space="preserve"> </w:t>
+      </w:r>
       <w:r>
         <w:rPr>
           <w:iCs/>
@@ -3497,7 +3938,7 @@
     </w:p>
     <w:p>
       <w:pPr>
-        <w:pStyle w:val="FirstParagraph"/>
+        <w:pStyle w:val="BodyText"/>
       </w:pPr>
       <w:r>
         <w:rPr>
@@ -3510,11 +3951,10 @@
         <w:t xml:space="preserve"> </w:t>
       </w:r>
       <w:r>
-        <w:t xml:space="preserve">Chawla et al. 2002 (SMOTE) · Liu et al. 2008 (Isolation Forest) · Lin et al. 2017 (focal loss) · Lundberg &amp; Lee 2017; Lundberg et al. 2020 (SHAP/TreeSHAP) · Li et al. 2020 (COPOD) · Gorishniy et al. 2021 (FT-Transformer) · Li et al. 2022 (ECOD) · Grinsztajn et al. 2022.</w:t>
-      </w:r>
-    </w:p>
-    <w:bookmarkEnd w:id="32"/>
-    <w:bookmarkEnd w:id="33"/>
+        <w:t xml:space="preserve">Chawla et al. 2002 (SMOTE) · Liu et al. 2008 (Isolation Forest) · Lin et al. 2017 (focal loss) · Lundberg &amp; Lee 2017; Lundberg et al. 2020 (SHAP/TreeSHAP) · Li et al. 2020 (COPOD) · Gorishniy et al. 2021 (FT-Transformer) · Li et al. 2022 (ECOD) · Grinsztajn et al. 2022.</w:t>
+      </w:r>
+    </w:p>
+    <w:bookmarkEnd w:id="34"/>
     <w:sectPr/>
   </w:body>
 </w:document>
@@ -3887,9 +4327,6 @@
   <w:num w:numId="1007">
     <w:abstractNumId w:val="991"/>
   </w:num>
-  <w:num w:numId="1008">
-    <w:abstractNumId w:val="991"/>
-  </w:num>
 </w:numbering>
 </file>
 
@@ -4340,7 +4777,8 @@
     <w:basedOn w:val="BodyTextChar"/>
     <w:rPr>
       <w:rFonts w:ascii="Consolas" w:hAnsi="Consolas"/>
-      <w:sz w:val="22"/>
+      <w:sz w:val="16"/>
+      <w:szCs w:val="16"/>
     </w:rPr>
   </w:style>
   <w:style w:customStyle="1" w:styleId="SectionNumber" w:type="character">
@@ -4379,15 +4817,19 @@
       <w:color w:themeColor="accent1" w:themeShade="BF" w:val="365F91"/>
     </w:rPr>
   </w:style>
-  <w:style w:type="paragraph" w:customStyle="1" w:styleId="SourceCode">
+  <w:style w:customStyle="1" w:styleId="SourceCode" w:type="paragraph">
     <w:name w:val="Source Code"/>
     <w:basedOn w:val="Normal"/>
     <w:link w:val="VerbatimChar"/>
     <w:pPr>
       <w:wordWrap w:val="off"/>
     </w:pPr>
-  </w:style>
-  <w:style w:type="character" w:customStyle="1" w:styleId="KeywordTok">
+    <w:rPr>
+      <w:sz w:val="16"/>
+      <w:szCs w:val="16"/>
+    </w:rPr>
+  </w:style>
+  <w:style w:customStyle="1" w:styleId="KeywordTok" w:type="character">
     <w:name w:val="KeywordTok"/>
     <w:basedOn w:val="VerbatimChar"/>
     <w:rPr>
@@ -4395,77 +4837,77 @@
       <w:b/>
     </w:rPr>
   </w:style>
-  <w:style w:type="character" w:customStyle="1" w:styleId="DataTypeTok">
+  <w:style w:customStyle="1" w:styleId="DataTypeTok" w:type="character">
     <w:name w:val="DataTypeTok"/>
     <w:basedOn w:val="VerbatimChar"/>
     <w:rPr>
       <w:color w:val="902000"/>
     </w:rPr>
   </w:style>
-  <w:style w:type="character" w:customStyle="1" w:styleId="DecValTok">
+  <w:style w:customStyle="1" w:styleId="DecValTok" w:type="character">
     <w:name w:val="DecValTok"/>
     <w:basedOn w:val="VerbatimChar"/>
     <w:rPr>
       <w:color w:val="40a070"/>
     </w:rPr>
   </w:style>
-  <w:style w:type="character" w:customStyle="1" w:styleId="BaseNTok">
+  <w:style w:customStyle="1" w:styleId="BaseNTok" w:type="character">
     <w:name w:val="BaseNTok"/>
     <w:basedOn w:val="VerbatimChar"/>
     <w:rPr>
       <w:color w:val="40a070"/>
     </w:rPr>
   </w:style>
-  <w:style w:type="character" w:customStyle="1" w:styleId="FloatTok">
+  <w:style w:customStyle="1" w:styleId="FloatTok" w:type="character">
     <w:name w:val="FloatTok"/>
     <w:basedOn w:val="VerbatimChar"/>
     <w:rPr>
       <w:color w:val="40a070"/>
     </w:rPr>
   </w:style>
-  <w:style w:type="character" w:customStyle="1" w:styleId="ConstantTok">
+  <w:style w:customStyle="1" w:styleId="ConstantTok" w:type="character">
     <w:name w:val="ConstantTok"/>
     <w:basedOn w:val="VerbatimChar"/>
     <w:rPr>
       <w:color w:val="880000"/>
     </w:rPr>
   </w:style>
-  <w:style w:type="character" w:customStyle="1" w:styleId="CharTok">
+  <w:style w:customStyle="1" w:styleId="CharTok" w:type="character">
     <w:name w:val="CharTok"/>
     <w:basedOn w:val="VerbatimChar"/>
     <w:rPr>
       <w:color w:val="4070a0"/>
     </w:rPr>
   </w:style>
-  <w:style w:type="character" w:customStyle="1" w:styleId="SpecialCharTok">
+  <w:style w:customStyle="1" w:styleId="SpecialCharTok" w:type="character">
     <w:name w:val="SpecialCharTok"/>
     <w:basedOn w:val="VerbatimChar"/>
     <w:rPr>
       <w:color w:val="4070a0"/>
     </w:rPr>
   </w:style>
-  <w:style w:type="character" w:customStyle="1" w:styleId="StringTok">
+  <w:style w:customStyle="1" w:styleId="StringTok" w:type="character">
     <w:name w:val="StringTok"/>
     <w:basedOn w:val="VerbatimChar"/>
     <w:rPr>
       <w:color w:val="4070a0"/>
     </w:rPr>
   </w:style>
-  <w:style w:type="character" w:customStyle="1" w:styleId="VerbatimStringTok">
+  <w:style w:customStyle="1" w:styleId="VerbatimStringTok" w:type="character">
     <w:name w:val="VerbatimStringTok"/>
     <w:basedOn w:val="VerbatimChar"/>
     <w:rPr>
       <w:color w:val="4070a0"/>
     </w:rPr>
   </w:style>
-  <w:style w:type="character" w:customStyle="1" w:styleId="SpecialStringTok">
+  <w:style w:customStyle="1" w:styleId="SpecialStringTok" w:type="character">
     <w:name w:val="SpecialStringTok"/>
     <w:basedOn w:val="VerbatimChar"/>
     <w:rPr>
       <w:color w:val="bb6688"/>
     </w:rPr>
   </w:style>
-  <w:style w:type="character" w:customStyle="1" w:styleId="ImportTok">
+  <w:style w:customStyle="1" w:styleId="ImportTok" w:type="character">
     <w:name w:val="ImportTok"/>
     <w:basedOn w:val="VerbatimChar"/>
     <w:rPr>
@@ -4473,7 +4915,7 @@
       <w:b/>
     </w:rPr>
   </w:style>
-  <w:style w:type="character" w:customStyle="1" w:styleId="CommentTok">
+  <w:style w:customStyle="1" w:styleId="CommentTok" w:type="character">
     <w:name w:val="CommentTok"/>
     <w:basedOn w:val="VerbatimChar"/>
     <w:rPr>
@@ -4481,7 +4923,7 @@
       <w:i/>
     </w:rPr>
   </w:style>
-  <w:style w:type="character" w:customStyle="1" w:styleId="DocumentationTok">
+  <w:style w:customStyle="1" w:styleId="DocumentationTok" w:type="character">
     <w:name w:val="DocumentationTok"/>
     <w:basedOn w:val="VerbatimChar"/>
     <w:rPr>
@@ -4489,7 +4931,7 @@
       <w:i/>
     </w:rPr>
   </w:style>
-  <w:style w:type="character" w:customStyle="1" w:styleId="AnnotationTok">
+  <w:style w:customStyle="1" w:styleId="AnnotationTok" w:type="character">
     <w:name w:val="AnnotationTok"/>
     <w:basedOn w:val="VerbatimChar"/>
     <w:rPr>
@@ -4498,7 +4940,7 @@
       <w:i/>
     </w:rPr>
   </w:style>
-  <w:style w:type="character" w:customStyle="1" w:styleId="CommentVarTok">
+  <w:style w:customStyle="1" w:styleId="CommentVarTok" w:type="character">
     <w:name w:val="CommentVarTok"/>
     <w:basedOn w:val="VerbatimChar"/>
     <w:rPr>
@@ -4507,28 +4949,28 @@
       <w:i/>
     </w:rPr>
   </w:style>
-  <w:style w:type="character" w:customStyle="1" w:styleId="OtherTok">
+  <w:style w:customStyle="1" w:styleId="OtherTok" w:type="character">
     <w:name w:val="OtherTok"/>
     <w:basedOn w:val="VerbatimChar"/>
     <w:rPr>
       <w:color w:val="007020"/>
     </w:rPr>
   </w:style>
-  <w:style w:type="character" w:customStyle="1" w:styleId="FunctionTok">
+  <w:style w:customStyle="1" w:styleId="FunctionTok" w:type="character">
     <w:name w:val="FunctionTok"/>
     <w:basedOn w:val="VerbatimChar"/>
     <w:rPr>
       <w:color w:val="06287e"/>
     </w:rPr>
   </w:style>
-  <w:style w:type="character" w:customStyle="1" w:styleId="VariableTok">
+  <w:style w:customStyle="1" w:styleId="VariableTok" w:type="character">
     <w:name w:val="VariableTok"/>
     <w:basedOn w:val="VerbatimChar"/>
     <w:rPr>
       <w:color w:val="19177c"/>
     </w:rPr>
   </w:style>
-  <w:style w:type="character" w:customStyle="1" w:styleId="ControlFlowTok">
+  <w:style w:customStyle="1" w:styleId="ControlFlowTok" w:type="character">
     <w:name w:val="ControlFlowTok"/>
     <w:basedOn w:val="VerbatimChar"/>
     <w:rPr>
@@ -4536,45 +4978,45 @@
       <w:b/>
     </w:rPr>
   </w:style>
-  <w:style w:type="character" w:customStyle="1" w:styleId="OperatorTok">
+  <w:style w:customStyle="1" w:styleId="OperatorTok" w:type="character">
     <w:name w:val="OperatorTok"/>
     <w:basedOn w:val="VerbatimChar"/>
     <w:rPr>
       <w:color w:val="666666"/>
     </w:rPr>
   </w:style>
-  <w:style w:type="character" w:customStyle="1" w:styleId="BuiltInTok">
+  <w:style w:customStyle="1" w:styleId="BuiltInTok" w:type="character">
     <w:name w:val="BuiltInTok"/>
     <w:basedOn w:val="VerbatimChar"/>
     <w:rPr>
       <w:color w:val="008000"/>
     </w:rPr>
   </w:style>
-  <w:style w:type="character" w:customStyle="1" w:styleId="ExtensionTok">
+  <w:style w:customStyle="1" w:styleId="ExtensionTok" w:type="character">
     <w:name w:val="ExtensionTok"/>
     <w:basedOn w:val="VerbatimChar"/>
     <w:rPr/>
   </w:style>
-  <w:style w:type="character" w:customStyle="1" w:styleId="PreprocessorTok">
+  <w:style w:customStyle="1" w:styleId="PreprocessorTok" w:type="character">
     <w:name w:val="PreprocessorTok"/>
     <w:basedOn w:val="VerbatimChar"/>
     <w:rPr>
       <w:color w:val="bc7a00"/>
     </w:rPr>
   </w:style>
-  <w:style w:type="character" w:customStyle="1" w:styleId="AttributeTok">
+  <w:style w:customStyle="1" w:styleId="AttributeTok" w:type="character">
     <w:name w:val="AttributeTok"/>
     <w:basedOn w:val="VerbatimChar"/>
     <w:rPr>
       <w:color w:val="7d9029"/>
     </w:rPr>
   </w:style>
-  <w:style w:type="character" w:customStyle="1" w:styleId="RegionMarkerTok">
+  <w:style w:customStyle="1" w:styleId="RegionMarkerTok" w:type="character">
     <w:name w:val="RegionMarkerTok"/>
     <w:basedOn w:val="VerbatimChar"/>
     <w:rPr/>
   </w:style>
-  <w:style w:type="character" w:customStyle="1" w:styleId="InformationTok">
+  <w:style w:customStyle="1" w:styleId="InformationTok" w:type="character">
     <w:name w:val="InformationTok"/>
     <w:basedOn w:val="VerbatimChar"/>
     <w:rPr>
@@ -4583,7 +5025,7 @@
       <w:i/>
     </w:rPr>
   </w:style>
-  <w:style w:type="character" w:customStyle="1" w:styleId="WarningTok">
+  <w:style w:customStyle="1" w:styleId="WarningTok" w:type="character">
     <w:name w:val="WarningTok"/>
     <w:basedOn w:val="VerbatimChar"/>
     <w:rPr>
@@ -4592,7 +5034,7 @@
       <w:i/>
     </w:rPr>
   </w:style>
-  <w:style w:type="character" w:customStyle="1" w:styleId="AlertTok">
+  <w:style w:customStyle="1" w:styleId="AlertTok" w:type="character">
     <w:name w:val="AlertTok"/>
     <w:basedOn w:val="VerbatimChar"/>
     <w:rPr>
@@ -4600,7 +5042,7 @@
       <w:b/>
     </w:rPr>
   </w:style>
-  <w:style w:type="character" w:customStyle="1" w:styleId="ErrorTok">
+  <w:style w:customStyle="1" w:styleId="ErrorTok" w:type="character">
     <w:name w:val="ErrorTok"/>
     <w:basedOn w:val="VerbatimChar"/>
     <w:rPr>
@@ -4608,7 +5050,7 @@
       <w:b/>
     </w:rPr>
   </w:style>
-  <w:style w:type="character" w:customStyle="1" w:styleId="NormalTok">
+  <w:style w:customStyle="1" w:styleId="NormalTok" w:type="character">
     <w:name w:val="NormalTok"/>
     <w:basedOn w:val="VerbatimChar"/>
     <w:rPr/>
